--- a/docs/files/Takeover_Response_Manual__Policy_2026-10.docx
+++ b/docs/files/Takeover_Response_Manual__Policy_2026-10.docx
@@ -19,7 +19,7 @@
               <a:graphicData uri="http://schemas.openxmlformats.org/drawingml/2006/picture">
                 <pic:pic>
                   <pic:nvPicPr>
-                    <pic:cNvPr id="0" name="tmphfgp78l8.png"/>
+                    <pic:cNvPr id="0" name="tmpy40pzodr.png"/>
                     <pic:cNvPicPr/>
                   </pic:nvPicPr>
                   <pic:blipFill>
@@ -55,7 +55,11 @@
     <w:p>
       <w:pPr>
         <w:keepNext/>
+        <w:tabs>
+          <w:tab w:pos="708" w:val="left"/>
+        </w:tabs>
         <w:spacing w:before="260" w:after="160"/>
+        <w:ind w:left="708" w:hanging="708"/>
       </w:pPr>
       <w:r>
         <w:rPr>
@@ -65,6 +69,8 @@
           <w:color w:val="1C4076"/>
           <w:sz w:val="28"/>
         </w:rPr>
+        <w:t>1</w:t>
+        <w:tab/>
         <w:t>Introduction</w:t>
       </w:r>
     </w:p>
@@ -461,7 +467,11 @@
     <w:p>
       <w:pPr>
         <w:keepNext/>
+        <w:tabs>
+          <w:tab w:pos="708" w:val="left"/>
+        </w:tabs>
         <w:spacing w:before="260" w:after="160"/>
+        <w:ind w:left="708" w:hanging="708"/>
       </w:pPr>
       <w:r>
         <w:rPr>
@@ -471,6 +481,8 @@
           <w:color w:val="1C4076"/>
           <w:sz w:val="28"/>
         </w:rPr>
+        <w:t>2</w:t>
+        <w:tab/>
         <w:t>Overview of responsibilities in connection with a Takeover Scenario</w:t>
       </w:r>
     </w:p>
@@ -756,7 +768,11 @@
     <w:p>
       <w:pPr>
         <w:keepNext/>
+        <w:tabs>
+          <w:tab w:pos="708" w:val="left"/>
+        </w:tabs>
         <w:spacing w:before="260" w:after="160"/>
+        <w:ind w:left="708" w:hanging="708"/>
       </w:pPr>
       <w:r>
         <w:rPr>
@@ -766,6 +782,8 @@
           <w:color w:val="1C4076"/>
           <w:sz w:val="28"/>
         </w:rPr>
+        <w:t>3</w:t>
+        <w:tab/>
         <w:t>Notification of a Takeover Scenario - formation of a Takeover Response Team</w:t>
       </w:r>
     </w:p>
@@ -896,7 +914,11 @@
     <w:p>
       <w:pPr>
         <w:keepNext/>
+        <w:tabs>
+          <w:tab w:pos="708" w:val="left"/>
+        </w:tabs>
         <w:spacing w:before="260" w:after="160"/>
+        <w:ind w:left="708" w:hanging="708"/>
       </w:pPr>
       <w:r>
         <w:rPr>
@@ -906,6 +928,8 @@
           <w:color w:val="1C4076"/>
           <w:sz w:val="28"/>
         </w:rPr>
+        <w:t>4</w:t>
+        <w:tab/>
         <w:t>Initial considerations</w:t>
       </w:r>
     </w:p>
@@ -1111,7 +1135,11 @@
     <w:p>
       <w:pPr>
         <w:keepNext/>
+        <w:tabs>
+          <w:tab w:pos="708" w:val="left"/>
+        </w:tabs>
         <w:spacing w:before="260" w:after="160"/>
+        <w:ind w:left="708" w:hanging="708"/>
       </w:pPr>
       <w:r>
         <w:rPr>
@@ -1121,6 +1149,8 @@
           <w:color w:val="1C4076"/>
           <w:sz w:val="28"/>
         </w:rPr>
+        <w:t>5</w:t>
+        <w:tab/>
         <w:t>Actions directed at shareholders and potential offerors</w:t>
       </w:r>
     </w:p>
@@ -1189,7 +1219,11 @@
     <w:p>
       <w:pPr>
         <w:keepNext/>
+        <w:tabs>
+          <w:tab w:pos="708" w:val="left"/>
+        </w:tabs>
         <w:spacing w:before="260" w:after="160"/>
+        <w:ind w:left="708" w:hanging="708"/>
       </w:pPr>
       <w:r>
         <w:rPr>
@@ -1199,6 +1233,8 @@
           <w:color w:val="1C4076"/>
           <w:sz w:val="28"/>
         </w:rPr>
+        <w:t>6</w:t>
+        <w:tab/>
         <w:t>Further considerations</w:t>
       </w:r>
     </w:p>
@@ -1551,7 +1587,11 @@
     <w:p>
       <w:pPr>
         <w:keepNext/>
+        <w:tabs>
+          <w:tab w:pos="708" w:val="left"/>
+        </w:tabs>
         <w:spacing w:before="260" w:after="160"/>
+        <w:ind w:left="708" w:hanging="708"/>
       </w:pPr>
       <w:r>
         <w:rPr>
@@ -1561,6 +1601,8 @@
           <w:color w:val="1C4076"/>
           <w:sz w:val="28"/>
         </w:rPr>
+        <w:t>7</w:t>
+        <w:tab/>
         <w:t>Communication</w:t>
       </w:r>
     </w:p>
@@ -1661,7 +1703,11 @@
     <w:p>
       <w:pPr>
         <w:keepNext/>
+        <w:tabs>
+          <w:tab w:pos="708" w:val="left"/>
+        </w:tabs>
         <w:spacing w:before="260" w:after="160"/>
+        <w:ind w:left="708" w:hanging="708"/>
       </w:pPr>
       <w:r>
         <w:rPr>
@@ -1671,6 +1717,8 @@
           <w:color w:val="1C4076"/>
           <w:sz w:val="28"/>
         </w:rPr>
+        <w:t>1</w:t>
+        <w:tab/>
         <w:t>Introduction</w:t>
       </w:r>
     </w:p>
@@ -1808,7 +1856,11 @@
     <w:p>
       <w:pPr>
         <w:keepNext/>
+        <w:tabs>
+          <w:tab w:pos="708" w:val="left"/>
+        </w:tabs>
         <w:spacing w:before="260" w:after="160"/>
+        <w:ind w:left="708" w:hanging="708"/>
       </w:pPr>
       <w:r>
         <w:rPr>
@@ -1818,6 +1870,8 @@
           <w:color w:val="1C4076"/>
           <w:sz w:val="28"/>
         </w:rPr>
+        <w:t>2</w:t>
+        <w:tab/>
         <w:t>Responsibility of the shareholders and the general meeting in connection with a Takeover Scenario</w:t>
       </w:r>
     </w:p>
@@ -1855,7 +1909,11 @@
     <w:p>
       <w:pPr>
         <w:keepNext/>
+        <w:tabs>
+          <w:tab w:pos="708" w:val="left"/>
+        </w:tabs>
         <w:spacing w:before="260" w:after="160"/>
+        <w:ind w:left="708" w:hanging="708"/>
       </w:pPr>
       <w:r>
         <w:rPr>
@@ -1865,6 +1923,8 @@
           <w:color w:val="1C4076"/>
           <w:sz w:val="28"/>
         </w:rPr>
+        <w:t>3</w:t>
+        <w:tab/>
         <w:t>Responsibility of the Board of Directors and Executive Management in connection with a Takeover Scenario</w:t>
       </w:r>
     </w:p>
@@ -2129,7 +2189,11 @@
     <w:p>
       <w:pPr>
         <w:keepNext/>
+        <w:tabs>
+          <w:tab w:pos="708" w:val="left"/>
+        </w:tabs>
         <w:spacing w:before="260" w:after="160"/>
+        <w:ind w:left="708" w:hanging="708"/>
       </w:pPr>
       <w:r>
         <w:rPr>
@@ -2139,6 +2203,8 @@
           <w:color w:val="1C4076"/>
           <w:sz w:val="28"/>
         </w:rPr>
+        <w:t>4</w:t>
+        <w:tab/>
         <w:t>Public offers in Denmark</w:t>
       </w:r>
     </w:p>

--- a/docs/files/Takeover_Response_Manual__Policy_2026-10.docx
+++ b/docs/files/Takeover_Response_Manual__Policy_2026-10.docx
@@ -19,7 +19,7 @@
               <a:graphicData uri="http://schemas.openxmlformats.org/drawingml/2006/picture">
                 <pic:pic>
                   <pic:nvPicPr>
-                    <pic:cNvPr id="0" name="tmpy40pzodr.png"/>
+                    <pic:cNvPr id="0" name="tmpbyc5_a29.png"/>
                     <pic:cNvPicPr/>
                   </pic:nvPicPr>
                   <pic:blipFill>
@@ -1740,6 +1740,7 @@
           <w:sz w:val="22"/>
         </w:rPr>
         <w:t>1.1</w:t>
+        <w:tab/>
       </w:r>
       <w:r>
         <w:rPr>
@@ -1749,7 +1750,6 @@
           <w:color w:val="1C4076"/>
           <w:sz w:val="22"/>
         </w:rPr>
-        <w:tab/>
         <w:t>The legal framework relevant in the event of a Takeover Scenario includes the Danish Capital Markets Act (in Danish “</w:t>
       </w:r>
       <w:r>

--- a/docs/files/Takeover_Response_Manual__Policy_2026-10.docx
+++ b/docs/files/Takeover_Response_Manual__Policy_2026-10.docx
@@ -19,7 +19,7 @@
               <a:graphicData uri="http://schemas.openxmlformats.org/drawingml/2006/picture">
                 <pic:pic>
                   <pic:nvPicPr>
-                    <pic:cNvPr id="0" name="tmpbyc5_a29.png"/>
+                    <pic:cNvPr id="0" name="tmp42cnbd0d.png"/>
                     <pic:cNvPicPr/>
                   </pic:nvPicPr>
                   <pic:blipFill>
@@ -2092,19 +2092,19 @@
               </w:rPr>
               <w:t>Except as described in item iv. below and in Section 19 of the Danish Executive Order on Takeover Offers, respectively as described below, there are no specific statutory requirements. There are, however, the following implications in relation to the general liability standard:</w:t>
               <w:br/>
-              <w:t>The Board of Directors and the Executive Management have a fundamental obligation to take due care of the interests of the Company and its shareholders.</w:t>
+              <w:t>i. The Board of Directors and the Executive Management have a fundamental obligation to take due care of the interests of the Company and its shareholders.</w:t>
               <w:br/>
-              <w:t>The Board of Directors and the Executive Management have an obligation not to act in a way which is clearly capable of providing certain shareholders or third parties with an undue advantage to the detriment of the other shareholders or the Company.</w:t>
+              <w:t>ii. The Board of Directors and the Executive Management have an obligation not to act in a way which is clearly capable of providing certain shareholders or third parties with an undue advantage to the detriment of the other shareholders or the Company.</w:t>
               <w:br/>
-              <w:t>To conduct “business as usual” is always permissible.</w:t>
+              <w:t>iii. To conduct “business as usual” is always permissible.</w:t>
               <w:br/>
-              <w:t>The Board of Directors and the Executive Management may be held liable if measures of a defensive character are not justified by a reasonable business judgement or cannot be characterised as business as usual.</w:t>
+              <w:t>iv. The Board of Directors and the Executive Management may be held liable if measures of a defensive character are not justified by a reasonable business judgement or cannot be characterised as business as usual.</w:t>
               <w:br/>
               <w:t>Special attention should also be given to</w:t>
               <w:br/>
-              <w:t>possible conflicting interests between the Company (as an organisation) and the shareholders; and</w:t>
+              <w:t>i. possible conflicting interests between the Company (as an organisation) and the shareholders; and</w:t>
               <w:br/>
-              <w:t>possible conflicting interests between different groups of shareholders.</w:t>
+              <w:t>ii. possible conflicting interests between different groups of shareholders.</w:t>
             </w:r>
           </w:p>
         </w:tc>
@@ -2287,17 +2287,17 @@
               <w:br/>
               <w:t>The offer must as a general rule, provide equal treatment to shareholders of the same share class. The offer document shall at least address a number of identified issues, such as (but not limited to):</w:t>
               <w:br/>
-              <w:t>The identity of the offeror(s),</w:t>
+              <w:t>a. The identity of the offeror(s),</w:t>
               <w:br/>
-              <w:t>The offeror(s)’ current holding of shares in the Company or control over voting rights,</w:t>
+              <w:t>b. The offeror(s)’ current holding of shares in the Company or control over voting rights,</w:t>
               <w:br/>
-              <w:t>The price offered (cash or shares),</w:t>
+              <w:t>c. The price offered (cash or shares),</w:t>
               <w:br/>
-              <w:t>Financing,</w:t>
+              <w:t>d. Financing,</w:t>
               <w:br/>
-              <w:t>Future plans for the Company, including possible restructurings and employment perspectives, and</w:t>
+              <w:t>e. Future plans for the Company, including possible restructurings and employment perspectives, and</w:t>
               <w:br/>
-              <w:t>Details of related party arrangements regarding use of the voting rights of the Company.</w:t>
+              <w:t>f. Details of related party arrangements regarding use of the voting rights of the Company.</w:t>
               <w:br/>
               <w:t>The acceptance period in the offer must be at least four weeks and may not exceed ten weeks. The offer period may, however, be extended beyond ten weeks, provided that the terms of the offer are changed or if competing offers are submitted.</w:t>
               <w:br/>

--- a/docs/files/Takeover_Response_Manual__Policy_2026-10.docx
+++ b/docs/files/Takeover_Response_Manual__Policy_2026-10.docx
@@ -19,7 +19,7 @@
               <a:graphicData uri="http://schemas.openxmlformats.org/drawingml/2006/picture">
                 <pic:pic>
                   <pic:nvPicPr>
-                    <pic:cNvPr id="0" name="tmp42cnbd0d.png"/>
+                    <pic:cNvPr id="0" name="tmpxkcpqyiv.png"/>
                     <pic:cNvPicPr/>
                   </pic:nvPicPr>
                   <pic:blipFill>
@@ -76,23 +76,32 @@
     </w:p>
     <w:p>
       <w:pPr>
-        <w:keepNext/>
         <w:tabs>
           <w:tab w:pos="708" w:val="left"/>
         </w:tabs>
-        <w:spacing w:before="260" w:after="160"/>
+        <w:spacing w:after="200"/>
         <w:ind w:left="708" w:hanging="708"/>
+        <w:jc w:val="both"/>
       </w:pPr>
       <w:r>
         <w:rPr>
           <w:rFonts w:ascii="Avenir Next LT Pro" w:hAnsi="Avenir Next LT Pro"/>
-          <w:b/>
+          <w:b w:val="0"/>
           <w:i w:val="0"/>
           <w:color w:val="1C4076"/>
-          <w:sz w:val="28"/>
+          <w:sz w:val="22"/>
         </w:rPr>
         <w:t>1.1</w:t>
         <w:tab/>
+      </w:r>
+      <w:r>
+        <w:rPr>
+          <w:rFonts w:ascii="Avenir Next LT Pro" w:hAnsi="Avenir Next LT Pro"/>
+          <w:b w:val="0"/>
+          <w:i w:val="0"/>
+          <w:color w:val="1C4076"/>
+          <w:sz w:val="22"/>
+        </w:rPr>
         <w:t>Purpose</w:t>
       </w:r>
     </w:p>
@@ -191,23 +200,32 @@
     </w:p>
     <w:p>
       <w:pPr>
-        <w:keepNext/>
         <w:tabs>
           <w:tab w:pos="708" w:val="left"/>
         </w:tabs>
-        <w:spacing w:before="260" w:after="160"/>
+        <w:spacing w:after="200"/>
         <w:ind w:left="708" w:hanging="708"/>
+        <w:jc w:val="both"/>
       </w:pPr>
       <w:r>
         <w:rPr>
           <w:rFonts w:ascii="Avenir Next LT Pro" w:hAnsi="Avenir Next LT Pro"/>
-          <w:b/>
+          <w:b w:val="0"/>
           <w:i w:val="0"/>
           <w:color w:val="1C4076"/>
-          <w:sz w:val="28"/>
+          <w:sz w:val="22"/>
         </w:rPr>
         <w:t>1.2</w:t>
         <w:tab/>
+      </w:r>
+      <w:r>
+        <w:rPr>
+          <w:rFonts w:ascii="Avenir Next LT Pro" w:hAnsi="Avenir Next LT Pro"/>
+          <w:b w:val="0"/>
+          <w:i w:val="0"/>
+          <w:color w:val="1C4076"/>
+          <w:sz w:val="22"/>
+        </w:rPr>
         <w:t>Scope</w:t>
       </w:r>
     </w:p>
@@ -287,6 +305,7 @@
     <w:p>
       <w:pPr>
         <w:spacing w:after="200"/>
+        <w:ind w:left="1416" w:firstLine="0"/>
         <w:jc w:val="both"/>
       </w:pPr>
       <w:r>
@@ -303,6 +322,7 @@
     <w:p>
       <w:pPr>
         <w:spacing w:after="200"/>
+        <w:ind w:left="708" w:firstLine="0"/>
         <w:jc w:val="both"/>
       </w:pPr>
       <w:r>
@@ -360,23 +380,32 @@
     </w:p>
     <w:p>
       <w:pPr>
-        <w:keepNext/>
         <w:tabs>
           <w:tab w:pos="708" w:val="left"/>
         </w:tabs>
-        <w:spacing w:before="260" w:after="160"/>
+        <w:spacing w:after="200"/>
         <w:ind w:left="708" w:hanging="708"/>
+        <w:jc w:val="both"/>
       </w:pPr>
       <w:r>
         <w:rPr>
           <w:rFonts w:ascii="Avenir Next LT Pro" w:hAnsi="Avenir Next LT Pro"/>
-          <w:b/>
+          <w:b w:val="0"/>
           <w:i w:val="0"/>
           <w:color w:val="1C4076"/>
-          <w:sz w:val="28"/>
+          <w:sz w:val="22"/>
         </w:rPr>
         <w:t>1.3</w:t>
         <w:tab/>
+      </w:r>
+      <w:r>
+        <w:rPr>
+          <w:rFonts w:ascii="Avenir Next LT Pro" w:hAnsi="Avenir Next LT Pro"/>
+          <w:b w:val="0"/>
+          <w:i w:val="0"/>
+          <w:color w:val="1C4076"/>
+          <w:sz w:val="22"/>
+        </w:rPr>
         <w:t>Stakeholders</w:t>
       </w:r>
     </w:p>
@@ -413,23 +442,32 @@
     </w:p>
     <w:p>
       <w:pPr>
-        <w:keepNext/>
         <w:tabs>
           <w:tab w:pos="708" w:val="left"/>
         </w:tabs>
-        <w:spacing w:before="260" w:after="160"/>
+        <w:spacing w:after="200"/>
         <w:ind w:left="708" w:hanging="708"/>
+        <w:jc w:val="both"/>
       </w:pPr>
       <w:r>
         <w:rPr>
           <w:rFonts w:ascii="Avenir Next LT Pro" w:hAnsi="Avenir Next LT Pro"/>
-          <w:b/>
+          <w:b w:val="0"/>
           <w:i w:val="0"/>
           <w:color w:val="1C4076"/>
-          <w:sz w:val="28"/>
+          <w:sz w:val="22"/>
         </w:rPr>
         <w:t>1.4</w:t>
         <w:tab/>
+      </w:r>
+      <w:r>
+        <w:rPr>
+          <w:rFonts w:ascii="Avenir Next LT Pro" w:hAnsi="Avenir Next LT Pro"/>
+          <w:b w:val="0"/>
+          <w:i w:val="0"/>
+          <w:color w:val="1C4076"/>
+          <w:sz w:val="22"/>
+        </w:rPr>
         <w:t>Introduction to the legal framework</w:t>
       </w:r>
     </w:p>
